--- a/datasheet_gen/word_templates/SURGE.docx
+++ b/datasheet_gen/word_templates/SURGE.docx
@@ -2309,7 +2309,6 @@
         <w:rPr>
           <w:rFonts w:ascii="Arial" w:hAnsi="Arial" w:cs="Arial"/>
           <w:bCs/>
-          <w:highlight w:val="yellow"/>
           <w:lang w:val="en-US"/>
         </w:rPr>
         <w:t xml:space="preserve">{%p for l in surge_obs_legend %}</w:t>
@@ -2330,7 +2329,6 @@
         <w:rPr>
           <w:rFonts w:ascii="Arial" w:hAnsi="Arial" w:cs="Arial"/>
           <w:bCs/>
-          <w:highlight w:val="yellow"/>
           <w:lang w:val="en-US"/>
         </w:rPr>
         <w:t xml:space="preserve">{{ l.code }}: {{ l.desc }}</w:t>
@@ -2351,7 +2349,6 @@
         <w:rPr>
           <w:rFonts w:ascii="Arial" w:hAnsi="Arial" w:cs="Arial"/>
           <w:bCs/>
-          <w:highlight w:val="yellow"/>
           <w:lang w:val="en-US"/>
         </w:rPr>
         <w:t xml:space="preserve">{%p endfor %}</w:t>
